--- a/testakten/insolvenzverwaltung-moebelwerk-havelberg-regelverfahren/bericht_berichtstermin_14092026.docx
+++ b/testakten/insolvenzverwaltung-moebelwerk-havelberg-regelverfahren/bericht_berichtstermin_14092026.docx
@@ -239,7 +239,7 @@
           <w:b/>
           <w:sz w:val="24"/>
         </w:rPr>
-        <w:t>I. Verfahrenschronologie</w:t>
+        <w:t>1. Verfahrenschronologie</w:t>
       </w:r>
     </w:p>
     <w:tbl>
@@ -695,7 +695,7 @@
           <w:b/>
           <w:sz w:val="24"/>
         </w:rPr>
-        <w:t>II. Insolvenzgründe</w:t>
+        <w:t>2. Insolvenzgründe</w:t>
       </w:r>
     </w:p>
     <w:p>
@@ -709,7 +709,7 @@
           <w:b w:val="0"/>
           <w:sz w:val="22"/>
         </w:rPr>
-        <w:t>Zahlungsunfähigkeit im Sinne des § 17 InsO ist spätestens am 22.03.2026 eingetreten (Rücklastschrift Furnier Nord GmbH; Deckungslücke &gt; 10 % der fälligen Verbindlichkeiten). Überschuldung im Sinne des § 19 InsO ist aufgrund negativer Fortführungsprognose (kein belastbares Sanierungskonzept) und negativem bereinigtem Eigenkapital per 31.12.2025 ebenfalls anzunehmen. Eigenverwaltungswunsch des Schäftsführers wurde geprüft und mangels Finanzplan und Sanierungskonzept abgelehnt.</w:t>
+        <w:t>Zahlungsunfähigkeit im Sinne des § 17 InsO ist nach der bisherigen Arbeitsannahme spätestens am 22.03.2026 eingetreten (Rücklastschrift Furnier Nord GmbH; die belastbare Stichtagsrechnung bleibt gesondert nachzuweisen). Überschuldung im Sinne des § 19 InsO ist aufgrund negativer Fortführungsprognose und negativem bereinigtem Eigenkapital per 31.12.2025 ebenfalls zu prüfen. Der Eigenverwaltungswunsch des Geschäftsführers wurde geprüft und mangels Finanzplan und belastbarem Sanierungskonzept abgelehnt.</w:t>
       </w:r>
     </w:p>
     <w:p>
@@ -728,7 +728,7 @@
           <w:b/>
           <w:sz w:val="24"/>
         </w:rPr>
-        <w:t>III. Masserealisierung (Stand 05.09.2026)</w:t>
+        <w:t>3. Masserealisierung (Stand 05.09.2026)</w:t>
       </w:r>
     </w:p>
     <w:tbl>
@@ -1296,7 +1296,7 @@
           <w:b/>
           <w:sz w:val="24"/>
         </w:rPr>
-        <w:t>IV. Forderungsanmeldungen</w:t>
+        <w:t>4. Forderungsanmeldungen</w:t>
       </w:r>
     </w:p>
     <w:p>
@@ -1329,7 +1329,7 @@
           <w:b/>
           <w:sz w:val="24"/>
         </w:rPr>
-        <w:t>V. Quotenprognose</w:t>
+        <w:t>5. Quotenprognose</w:t>
       </w:r>
     </w:p>
     <w:p>
@@ -1343,7 +1343,7 @@
           <w:b w:val="0"/>
           <w:sz w:val="22"/>
         </w:rPr>
-        <w:t>Die prognostizierte Verteilungsmasse für ungesicherte Gläubiger (§ 38 InsO) beträgt nach Abzug aller Masseverbindlichkeiten und Verfahrenskosten ca. 289.790 EUR. Bei festgestellten ungesicherten Forderungen von ca. 862.900 EUR ergibt sich eine voraussichtliche Quote von ca. 18,4 %. Eine Nachtragsverteilung aus Steuererstattungen ist möglich.</w:t>
+        <w:t>Die zum Berichtsstand prognostizierte Verteilungsmasse für ungesicherte Gläubiger (§ 38 InsO) beträgt nach Abzug der erwarteten Masseverbindlichkeiten und Verfahrenskosten ca. 289.790 EUR. Bei einer voraussichtlichen Verteilungsbasis von ca. 862.900 EUR ergibt sich rechnerisch eine Quote von ca. 33,583266 %. Beide Größen bleiben bis zum Abschluss von Verwertung, Tabellenprüfung und Kostenfestsetzung Prognosen. Ein vor Aufhebung eingehender Steuererstattungsbetrag wäre im laufenden Verfahren zu erfassen; erst ein nach Aufhebung ermittelter Massegegenstand eröffnet nach gesonderter Prüfung die Route der §§ 203 ff. InsO.</w:t>
       </w:r>
     </w:p>
     <w:p>
@@ -1362,7 +1362,7 @@
           <w:b/>
           <w:sz w:val="24"/>
         </w:rPr>
-        <w:t>VI. Ausblick</w:t>
+        <w:t>6. Ausblick</w:t>
       </w:r>
     </w:p>
     <w:p>
